--- a/03_Outputs/final scripts/ru/Module 1/1.0.0-ru.docx
+++ b/03_Outputs/final scripts/ru/Module 1/1.0.0-ru.docx
@@ -9,32 +9,27 @@
     </w:p>
     <w:p>
       <w:r>
-        <w:t xml:space="preserve">Сегодня мы начинаем путешествие в понимание того, как энергия формирует человеческий прогресс — и как преобразование наших энергетических систем является необходимым условием для устойчивого будущего.  </w:t>
+        <w:t xml:space="preserve">Сегодня мы начинаем путешествие в понимание того, как энергия формирует человеческий прогресс — и как преобразование наших энергетических систем является необходимым для устойчивого будущего.  </w:t>
       </w:r>
     </w:p>
     <w:p>
       <w:r>
-        <w:t xml:space="preserve">Энергия является фундаментальной для благополучия и развития. Страны с надежным электроснабжением и доступом к чистому приготовлению пищи постоянно показывают более высокие показатели в Индексе человеческого развития, что отражает более сильные экономики, здоровые сообщества и лучшие возможности для всех. По состоянию на 2023 год почти 666 миллионов человек все еще живут без электричества, а более 2 миллиардов используют загрязняющие топлива для приготовления пищи, подвергая семьи вредному дыму и ограничивая время для обучения и работы — особенно для женщин и девочек.  </w:t>
+        <w:t xml:space="preserve">Энергия является фундаментальной для благополучия и развития. Страны с надежным электроснабжением и доступом к чистому приготовлению пищи постоянно показывают более высокие показатели в Индексе человеческого развития, что отражает более сильные экономики, здоровые сообщества и лучшие возможности для всех.  </w:t>
       </w:r>
     </w:p>
     <w:p>
       <w:r>
-        <w:t xml:space="preserve">Энергия также является центральной в решении климатической проблемы. По состоянию на 2023 год около трех четвертей глобальных выбросов парниковых газов происходят от производства и использования энергии, делая её крупнейшим источником изменения климата. Переход на чистую энергию — это не только экологическая необходимость, но и необходимость развития.  </w:t>
+        <w:t xml:space="preserve">По состоянию на 2023 год почти 666 миллионов человек все еще живут без электричества, а более 2 миллиардов используют загрязняющие топливо для приготовления пищи, подвергая семьи вредному дыму и ограничивая время для обучения и работы — особенно для женщин и девочек.  </w:t>
       </w:r>
     </w:p>
     <w:p>
       <w:r>
-        <w:t xml:space="preserve">Хорошая новость в том, что изменения уже идут. Инвестиции в возобновляемые источники энергии быстро растут, лидируют солнечная, ветровая и гидроэнергетика. Но остаются вызовы. Ископаемое топливо по-прежнему доминирует в мировом энергетическом балансе, существуют разрывы в доступе к энергии — особенно в странах Африки к югу от Сахары — и сектор продолжает истощать природные ресурсы, такие как пресная вода.  </w:t>
+        <w:t xml:space="preserve">Энергия также является центральной в решении климатической проблемы. По состоянию на 2023 год около трех четвертей глобальных выбросов парниковых газов происходят от производства и использования энергии, делая её крупнейшим источником изменения климата.  </w:t>
       </w:r>
     </w:p>
     <w:p>
       <w:r>
-        <w:t xml:space="preserve">Этот курс проведет вас через эти темы. К концу этого модуля у вас будут инструменты, идеи и стратегии для понимания сложности энергетического перехода — и для внесения вклада в решения, обеспечивающие развитие и климатическую устойчивость.  </w:t>
-      </w:r>
-    </w:p>
-    <w:p>
-      <w:r>
-        <w:t>Давайте начнем и исследуем, как энергия может стать настоящим двигателем устойчивого развития.</w:t>
+        <w:t>Хорошая новость в том, что изменения уже идут. Этот курс проведет вас через важные темы устойчивой энергии. Давайте погрузимся и исследуем, как энергия может стать настоящим двигателем устойчивого развития.</w:t>
       </w:r>
     </w:p>
     <w:sectPr>
